--- a/preview/largedocxs/59-registered-nurse.docx
+++ b/preview/largedocxs/59-registered-nurse.docx
@@ -111,7 +111,7 @@
                 <w:sz w:val="23"/>
                 <w:szCs w:val="23"/>
               </w:rPr>
-              <w:t xml:space="preserve">Principal Software Engineer &amp; Technical Lead</w:t>
+              <w:t xml:space="preserve">Principal Software Engineer and Technical Lead</w:t>
             </w:r>
           </w:p>
         </w:tc>
@@ -1306,7 +1306,7 @@
         </w:rPr>
         <w:t xml:space="preserve">Demo: </w:t>
       </w:r>
-      <w:hyperlink w:history="1" r:id="rId25zyw2xa9afxghadfkrz8">
+      <w:hyperlink w:history="1" r:id="rId7oao0njigtkb3xafzhbe2">
         <w:r>
           <w:rPr>
             <w:color w:val="0891b2"/>
@@ -1334,7 +1334,7 @@
         </w:rPr>
         <w:t xml:space="preserve">Code: </w:t>
       </w:r>
-      <w:hyperlink w:history="1" r:id="rIdxnlz4pjhqj6raky9r87rv">
+      <w:hyperlink w:history="1" r:id="rId8h-9rvzes84g6jbxzcvo_">
         <w:r>
           <w:rPr>
             <w:color w:val="0891b2"/>
@@ -1439,7 +1439,7 @@
         </w:rPr>
         <w:t xml:space="preserve">Demo: </w:t>
       </w:r>
-      <w:hyperlink w:history="1" r:id="rIdmksl-5jf1ismusce2g1sm">
+      <w:hyperlink w:history="1" r:id="rIdt9sqdikm6hibtrt804gbg">
         <w:r>
           <w:rPr>
             <w:color w:val="0891b2"/>
@@ -1529,7 +1529,7 @@
         </w:rPr>
         <w:t xml:space="preserve">Demo: </w:t>
       </w:r>
-      <w:hyperlink w:history="1" r:id="rIdovu3xalztvpsetgpzpx6w">
+      <w:hyperlink w:history="1" r:id="rIdkhaxdw6w7rw4en8kqkdxj">
         <w:r>
           <w:rPr>
             <w:color w:val="0891b2"/>
@@ -1574,7 +1574,7 @@
         </w:rPr>
         <w:t xml:space="preserve">Code: </w:t>
       </w:r>
-      <w:hyperlink w:history="1" r:id="rIdw1y-dbtntssbbydifupok">
+      <w:hyperlink w:history="1" r:id="rId-a1lse5_xiujdwvuuisrx">
         <w:r>
           <w:rPr>
             <w:color w:val="0891b2"/>
@@ -2006,22 +2006,22 @@
           <w:sz w:val="24"/>
           <w:szCs w:val="24"/>
         </w:rPr>
-        <w:t xml:space="preserve">CERTIFICATIONS &amp; AWARDS</w:t>
-      </w:r>
-    </w:p>
-    <w:p>
-      <w:pPr>
-        <w:spacing w:after="50"/>
-        <w:ind w:left="240"/>
-      </w:pPr>
-      <w:r>
-        <w:rPr>
-          <w:rFonts w:ascii="Times New Roman" w:cs="Times New Roman" w:eastAsia="Times New Roman" w:hAnsi="Times New Roman"/>
-          <w:color w:val="164e63"/>
-          <w:sz w:val="21"/>
-          <w:szCs w:val="21"/>
-        </w:rPr>
-        <w:t xml:space="preserve">• AWS Certified Solutions Architect – Professional</w:t>
+        <w:t xml:space="preserve">CERTIFICATIONS AND AWARDS</w:t>
+      </w:r>
+    </w:p>
+    <w:p>
+      <w:pPr>
+        <w:spacing w:after="50"/>
+        <w:ind w:left="240"/>
+      </w:pPr>
+      <w:r>
+        <w:rPr>
+          <w:rFonts w:ascii="Times New Roman" w:cs="Times New Roman" w:eastAsia="Times New Roman" w:hAnsi="Times New Roman"/>
+          <w:color w:val="164e63"/>
+          <w:sz w:val="21"/>
+          <w:szCs w:val="21"/>
+        </w:rPr>
+        <w:t xml:space="preserve">• AWS Certified Solutions Architect - Professional</w:t>
       </w:r>
     </w:p>
     <w:p>
@@ -2111,7 +2111,7 @@
           <w:sz w:val="21"/>
           <w:szCs w:val="21"/>
         </w:rPr>
-        <w:t xml:space="preserve">• Distinguished Engineering Award, Hyperscale Cloud Infrastructure Corporation, 2023</w:t>
+        <w:t xml:space="preserve">• Distinguished Engineering Award, 2023</w:t>
       </w:r>
     </w:p>
     <w:p>
@@ -2148,37 +2148,37 @@
           <w:sz w:val="24"/>
           <w:szCs w:val="24"/>
         </w:rPr>
-        <w:t xml:space="preserve">SPEAKING &amp; PUBLICATIONS</w:t>
-      </w:r>
-    </w:p>
-    <w:p>
-      <w:pPr>
-        <w:spacing w:after="50"/>
-        <w:ind w:left="240"/>
-      </w:pPr>
-      <w:r>
-        <w:rPr>
-          <w:rFonts w:ascii="Times New Roman" w:cs="Times New Roman" w:eastAsia="Times New Roman" w:hAnsi="Times New Roman"/>
-          <w:color w:val="164e63"/>
-          <w:sz w:val="21"/>
-          <w:szCs w:val="21"/>
-        </w:rPr>
-        <w:t xml:space="preserve">• Keynote: 'Designing Resilient Systems at Planet Scale' — Global Cloud Summit 2023.</w:t>
-      </w:r>
-    </w:p>
-    <w:p>
-      <w:pPr>
-        <w:spacing w:after="50"/>
-        <w:ind w:left="240"/>
-      </w:pPr>
-      <w:r>
-        <w:rPr>
-          <w:rFonts w:ascii="Times New Roman" w:cs="Times New Roman" w:eastAsia="Times New Roman" w:hAnsi="Times New Roman"/>
-          <w:color w:val="164e63"/>
-          <w:sz w:val="21"/>
-          <w:szCs w:val="21"/>
-        </w:rPr>
-        <w:t xml:space="preserve">• Conference talk: 'The Pragmatic Path to Microservices' — QCon San Francisco 2022.</w:t>
+        <w:t xml:space="preserve">SPEAKING AND PUBLICATIONS</w:t>
+      </w:r>
+    </w:p>
+    <w:p>
+      <w:pPr>
+        <w:spacing w:after="50"/>
+        <w:ind w:left="240"/>
+      </w:pPr>
+      <w:r>
+        <w:rPr>
+          <w:rFonts w:ascii="Times New Roman" w:cs="Times New Roman" w:eastAsia="Times New Roman" w:hAnsi="Times New Roman"/>
+          <w:color w:val="164e63"/>
+          <w:sz w:val="21"/>
+          <w:szCs w:val="21"/>
+        </w:rPr>
+        <w:t xml:space="preserve">• Keynote: Designing Resilient Systems at Planet Scale - Global Cloud Summit 2023.</w:t>
+      </w:r>
+    </w:p>
+    <w:p>
+      <w:pPr>
+        <w:spacing w:after="50"/>
+        <w:ind w:left="240"/>
+      </w:pPr>
+      <w:r>
+        <w:rPr>
+          <w:rFonts w:ascii="Times New Roman" w:cs="Times New Roman" w:eastAsia="Times New Roman" w:hAnsi="Times New Roman"/>
+          <w:color w:val="164e63"/>
+          <w:sz w:val="21"/>
+          <w:szCs w:val="21"/>
+        </w:rPr>
+        <w:t xml:space="preserve">• Conference talk: The Pragmatic Path to Microservices - QCon San Francisco 2022.</w:t>
       </w:r>
     </w:p>
     <w:p>
@@ -2360,7 +2360,7 @@
         </w:rPr>
         <w:t xml:space="preserve">Portfolio: </w:t>
       </w:r>
-      <w:hyperlink w:history="1" r:id="rIdnquc-ne_omt3lzq1s9qwg">
+      <w:hyperlink w:history="1" r:id="rIdho6iy9scbksz3l2lewbqn">
         <w:r>
           <w:rPr>
             <w:color w:val="0891b2"/>
@@ -2386,7 +2386,7 @@
         </w:rPr>
         <w:t xml:space="preserve">GitHub: </w:t>
       </w:r>
-      <w:hyperlink w:history="1" r:id="rId4ekqsokbnyn27fy5s2wjy">
+      <w:hyperlink w:history="1" r:id="rIddamv-jbphwtudonx0xpt1">
         <w:r>
           <w:rPr>
             <w:color w:val="0891b2"/>
@@ -2412,7 +2412,7 @@
         </w:rPr>
         <w:t xml:space="preserve">Case Studies: </w:t>
       </w:r>
-      <w:hyperlink w:history="1" r:id="rIdjgp-lq5lyqz7srevm4t6y">
+      <w:hyperlink w:history="1" r:id="rIdoe5ml1nxq3l-iap7gyugt">
         <w:r>
           <w:rPr>
             <w:color w:val="0891b2"/>
